--- a/templates/labor-contract-template.docx
+++ b/templates/labor-contract-template.docx
@@ -522,7 +522,7 @@
         <w:rPr>
           <w:sz w:val="28"/>
         </w:rPr>
-        <w:t>本範本由補教業法務支援站於 W83f（民國 115 年 5 月 27 日）依勞動基準法第九條、勞動部「勞動契約認定指導原則」及 A2 Deep Research 報告章三第（7）段所列最低法定要件，組裝而成。</w:t>
+        <w:t>本範本由補教業法務支援站於民國 115 年 5 月 27 日，依勞動基準法第九條、勞動部「勞動契約認定指導原則」等所列最低法定要件整理而成。</w:t>
       </w:r>
     </w:p>
     <w:p>

--- a/templates/labor-contract-template.docx
+++ b/templates/labor-contract-template.docx
@@ -496,114 +496,6 @@
         <w:t>中華民國 {sign_year} 年 {sign_month} 月 {sign_day} 日</w:t>
       </w:r>
     </w:p>
-    <w:p>
-      <w:r>
-        <w:br w:type="page"/>
-      </w:r>
-    </w:p>
-    <w:p>
-      <w:pPr>
-        <w:spacing w:before="240" w:after="120"/>
-      </w:pPr>
-      <w:r>
-        <w:rPr>
-          <w:b/>
-          <w:sz w:val="30"/>
-        </w:rPr>
-        <w:t>※ 律師審稿備註（最終發佈前請刪除）</w:t>
-      </w:r>
-    </w:p>
-    <w:p>
-      <w:pPr>
-        <w:spacing w:line="384" w:lineRule="auto"/>
-        <w:ind w:firstLine="560"/>
-      </w:pPr>
-      <w:r>
-        <w:rPr>
-          <w:sz w:val="28"/>
-        </w:rPr>
-        <w:t>本範本由補教業法務支援站於民國 115 年 5 月 27 日，依勞動基準法第九條、勞動部「勞動契約認定指導原則」等所列最低法定要件整理而成。</w:t>
-      </w:r>
-    </w:p>
-    <w:p>
-      <w:pPr>
-        <w:spacing w:line="384" w:lineRule="auto"/>
-        <w:ind w:firstLine="560"/>
-      </w:pPr>
-      <w:r>
-        <w:rPr>
-          <w:sz w:val="28"/>
-        </w:rPr>
-        <w:t>本版本為「鐘點兼任教師（雇傭關係）」MVP，專為避免雇主日後反向主張承攬規避勞基法之爭議所設計（第一條雇傭契約宣告）。</w:t>
-      </w:r>
-    </w:p>
-    <w:p>
-      <w:pPr>
-        <w:spacing w:line="384" w:lineRule="auto"/>
-        <w:ind w:firstLine="560"/>
-      </w:pPr>
-      <w:r>
-        <w:rPr>
-          <w:sz w:val="28"/>
-        </w:rPr>
-        <w:t>建議律師審稿確認之要點：</w:t>
-      </w:r>
-    </w:p>
-    <w:p>
-      <w:pPr>
-        <w:spacing w:line="384" w:lineRule="auto"/>
-      </w:pPr>
-      <w:r>
-        <w:rPr>
-          <w:sz w:val="28"/>
-        </w:rPr>
-        <w:t>1. 第一條雇傭契約宣告之表述強度，是否需依貴所實務經驗加強或就部分條款另行加註勞動部認定原則之具體要素。</w:t>
-      </w:r>
-    </w:p>
-    <w:p>
-      <w:pPr>
-        <w:spacing w:line="384" w:lineRule="auto"/>
-      </w:pPr>
-      <w:r>
-        <w:rPr>
-          <w:sz w:val="28"/>
-        </w:rPr>
-        <w:t>2. 第三條第一項排班方式之約定，補教業實務上常見「依甲方公告每月排班表」、「乙方授課時段由雙方協議」等不同模式，請依個案調整。</w:t>
-      </w:r>
-    </w:p>
-    <w:p>
-      <w:pPr>
-        <w:spacing w:line="384" w:lineRule="auto"/>
-      </w:pPr>
-      <w:r>
-        <w:rPr>
-          <w:sz w:val="28"/>
-        </w:rPr>
-        <w:t>3. 第四條第一項「鐘點費已含授課準備等輔助勞務」之表述，是否符合貴所實務見解；亦可改為「另以○○元計給」分項處理。</w:t>
-      </w:r>
-    </w:p>
-    <w:p>
-      <w:pPr>
-        <w:spacing w:line="384" w:lineRule="auto"/>
-      </w:pPr>
-      <w:r>
-        <w:rPr>
-          <w:sz w:val="28"/>
-        </w:rPr>
-        <w:t>4. 第五條第二項「契約期限」之填寫，注意勞基法第九條對定期契約之嚴格限制（臨時性、短期性、季節性、特定性工作），補教業常見「依學期循環」模式不一定符合定期契約要件。</w:t>
-      </w:r>
-    </w:p>
-    <w:p>
-      <w:pPr>
-        <w:spacing w:line="384" w:lineRule="auto"/>
-      </w:pPr>
-      <w:r>
-        <w:rPr>
-          <w:sz w:val="28"/>
-        </w:rPr>
-        <w:t>5. 本範本未含「競業禁止」「最低服務年限」「智慧財產權歸屬」「保密義務」等補教業常見特殊條款。如有需要，建議另以附件方式增列，並注意各項條款須符合勞基法§9-1 及相關判決見解。</w:t>
-      </w:r>
-    </w:p>
     <w:sectPr>
       <w:pgSz w:w="12240" w:h="15840"/>
       <w:pgMar w:top="1134" w:right="1417" w:bottom="1134" w:left="1417" w:header="720" w:footer="720" w:gutter="0"/>
